--- a/React doc/react_hooks_4/useCallback_7.docx
+++ b/React doc/react_hooks_4/useCallback_7.docx
@@ -179,7 +179,7 @@
     <w:p>
       <w:r>
         <w:pict w14:anchorId="30AACF9F">
-          <v:rect id="_x0000_i1115" style="width:0;height:1.5pt" o:hralign="center" o:hrstd="t" o:hr="t" fillcolor="#a0a0a0" stroked="f"/>
+          <v:rect id="_x0000_i1025" style="width:0;height:1.5pt" o:hralign="center" o:hrstd="t" o:hr="t" fillcolor="#a0a0a0" stroked="f"/>
         </w:pict>
       </w:r>
     </w:p>
@@ -490,7 +490,7 @@
     <w:p>
       <w:r>
         <w:pict w14:anchorId="23EBE1CD">
-          <v:rect id="_x0000_i1116" style="width:0;height:1.5pt" o:hralign="center" o:hrstd="t" o:hr="t" fillcolor="#a0a0a0" stroked="f"/>
+          <v:rect id="_x0000_i1026" style="width:0;height:1.5pt" o:hralign="center" o:hrstd="t" o:hr="t" fillcolor="#a0a0a0" stroked="f"/>
         </w:pict>
       </w:r>
     </w:p>
@@ -641,7 +641,7 @@
     <w:p>
       <w:r>
         <w:pict w14:anchorId="2B42438D">
-          <v:rect id="_x0000_i1117" style="width:0;height:1.5pt" o:hralign="center" o:hrstd="t" o:hr="t" fillcolor="#a0a0a0" stroked="f"/>
+          <v:rect id="_x0000_i1027" style="width:0;height:1.5pt" o:hralign="center" o:hrstd="t" o:hr="t" fillcolor="#a0a0a0" stroked="f"/>
         </w:pict>
       </w:r>
     </w:p>
@@ -787,7 +787,7 @@
     <w:p>
       <w:r>
         <w:pict w14:anchorId="2826360A">
-          <v:rect id="_x0000_i1118" style="width:0;height:1.5pt" o:hralign="center" o:hrstd="t" o:hr="t" fillcolor="#a0a0a0" stroked="f"/>
+          <v:rect id="_x0000_i1028" style="width:0;height:1.5pt" o:hralign="center" o:hrstd="t" o:hr="t" fillcolor="#a0a0a0" stroked="f"/>
         </w:pict>
       </w:r>
     </w:p>
@@ -961,7 +961,7 @@
     <w:p>
       <w:r>
         <w:pict w14:anchorId="5CF3F1DA">
-          <v:rect id="_x0000_i1119" style="width:0;height:1.5pt" o:hralign="center" o:hrstd="t" o:hr="t" fillcolor="#a0a0a0" stroked="f"/>
+          <v:rect id="_x0000_i1029" style="width:0;height:1.5pt" o:hralign="center" o:hrstd="t" o:hr="t" fillcolor="#a0a0a0" stroked="f"/>
         </w:pict>
       </w:r>
     </w:p>
@@ -1810,7 +1810,7 @@
     <w:p>
       <w:r>
         <w:pict w14:anchorId="15921855">
-          <v:rect id="_x0000_i1120" style="width:0;height:1.5pt" o:hralign="center" o:hrstd="t" o:hr="t" fillcolor="#a0a0a0" stroked="f"/>
+          <v:rect id="_x0000_i1030" style="width:0;height:1.5pt" o:hralign="center" o:hrstd="t" o:hr="t" fillcolor="#a0a0a0" stroked="f"/>
         </w:pict>
       </w:r>
     </w:p>
@@ -2076,7 +2076,7 @@
     <w:p>
       <w:r>
         <w:pict w14:anchorId="20BC2A15">
-          <v:rect id="_x0000_i1121" style="width:0;height:1.5pt" o:hralign="center" o:hrstd="t" o:hr="t" fillcolor="#a0a0a0" stroked="f"/>
+          <v:rect id="_x0000_i1031" style="width:0;height:1.5pt" o:hralign="center" o:hrstd="t" o:hr="t" fillcolor="#a0a0a0" stroked="f"/>
         </w:pict>
       </w:r>
     </w:p>
@@ -2410,7 +2410,7 @@
     <w:p>
       <w:r>
         <w:pict w14:anchorId="6DA719C1">
-          <v:rect id="_x0000_i1122" style="width:0;height:1.5pt" o:hralign="center" o:hrstd="t" o:hr="t" fillcolor="#a0a0a0" stroked="f"/>
+          <v:rect id="_x0000_i1032" style="width:0;height:1.5pt" o:hralign="center" o:hrstd="t" o:hr="t" fillcolor="#a0a0a0" stroked="f"/>
         </w:pict>
       </w:r>
     </w:p>
@@ -2543,7 +2543,7 @@
     <w:p>
       <w:r>
         <w:pict w14:anchorId="3E93EECF">
-          <v:rect id="_x0000_i1123" style="width:0;height:1.5pt" o:hralign="center" o:hrstd="t" o:hr="t" fillcolor="#a0a0a0" stroked="f"/>
+          <v:rect id="_x0000_i1033" style="width:0;height:1.5pt" o:hralign="center" o:hrstd="t" o:hr="t" fillcolor="#a0a0a0" stroked="f"/>
         </w:pict>
       </w:r>
     </w:p>
@@ -2674,7 +2674,7 @@
       <w:r>
         <w:lastRenderedPageBreak/>
         <w:pict w14:anchorId="4C3D520A">
-          <v:rect id="_x0000_i1124" style="width:0;height:1.5pt" o:hralign="center" o:hrstd="t" o:hr="t" fillcolor="#a0a0a0" stroked="f"/>
+          <v:rect id="_x0000_i1034" style="width:0;height:1.5pt" o:hralign="center" o:hrstd="t" o:hr="t" fillcolor="#a0a0a0" stroked="f"/>
         </w:pict>
       </w:r>
     </w:p>
@@ -2987,7 +2987,7 @@
     <w:p>
       <w:r>
         <w:pict w14:anchorId="6781377A">
-          <v:rect id="_x0000_i1125" style="width:0;height:1.5pt" o:hralign="center" o:hrstd="t" o:hr="t" fillcolor="#a0a0a0" stroked="f"/>
+          <v:rect id="_x0000_i1035" style="width:0;height:1.5pt" o:hralign="center" o:hrstd="t" o:hr="t" fillcolor="#a0a0a0" stroked="f"/>
         </w:pict>
       </w:r>
     </w:p>
@@ -3131,7 +3131,7 @@
     <w:p>
       <w:r>
         <w:pict w14:anchorId="633A2819">
-          <v:rect id="_x0000_i1126" style="width:0;height:1.5pt" o:hralign="center" o:hrstd="t" o:hr="t" fillcolor="#a0a0a0" stroked="f"/>
+          <v:rect id="_x0000_i1036" style="width:0;height:1.5pt" o:hralign="center" o:hrstd="t" o:hr="t" fillcolor="#a0a0a0" stroked="f"/>
         </w:pict>
       </w:r>
     </w:p>
@@ -3313,7 +3313,7 @@
     <w:p>
       <w:r>
         <w:pict w14:anchorId="49212CAF">
-          <v:rect id="_x0000_i1127" style="width:0;height:1.5pt" o:hralign="center" o:hrstd="t" o:hr="t" fillcolor="#a0a0a0" stroked="f"/>
+          <v:rect id="_x0000_i1037" style="width:0;height:1.5pt" o:hralign="center" o:hrstd="t" o:hr="t" fillcolor="#a0a0a0" stroked="f"/>
         </w:pict>
       </w:r>
     </w:p>
@@ -3497,7 +3497,7 @@
     <w:p>
       <w:r>
         <w:pict w14:anchorId="18BC1B1B">
-          <v:rect id="_x0000_i1128" style="width:0;height:1.5pt" o:hralign="center" o:hrstd="t" o:hr="t" fillcolor="#a0a0a0" stroked="f"/>
+          <v:rect id="_x0000_i1038" style="width:0;height:1.5pt" o:hralign="center" o:hrstd="t" o:hr="t" fillcolor="#a0a0a0" stroked="f"/>
         </w:pict>
       </w:r>
     </w:p>
@@ -3748,7 +3748,7 @@
     <w:p>
       <w:r>
         <w:pict w14:anchorId="03689302">
-          <v:rect id="_x0000_i1129" style="width:0;height:1.5pt" o:hralign="center" o:hrstd="t" o:hr="t" fillcolor="#a0a0a0" stroked="f"/>
+          <v:rect id="_x0000_i1039" style="width:0;height:1.5pt" o:hralign="center" o:hrstd="t" o:hr="t" fillcolor="#a0a0a0" stroked="f"/>
         </w:pict>
       </w:r>
     </w:p>
@@ -4047,7 +4047,7 @@
     <w:p>
       <w:r>
         <w:pict w14:anchorId="3032FA89">
-          <v:rect id="_x0000_i1169" style="width:0;height:1.5pt" o:hralign="center" o:hrstd="t" o:hr="t" fillcolor="#a0a0a0" stroked="f"/>
+          <v:rect id="_x0000_i1040" style="width:0;height:1.5pt" o:hralign="center" o:hrstd="t" o:hr="t" fillcolor="#a0a0a0" stroked="f"/>
         </w:pict>
       </w:r>
     </w:p>
@@ -4363,7 +4363,7 @@
       <w:r>
         <w:lastRenderedPageBreak/>
         <w:pict w14:anchorId="2EC21856">
-          <v:rect id="_x0000_i1170" style="width:0;height:1.5pt" o:hralign="center" o:hrstd="t" o:hr="t" fillcolor="#a0a0a0" stroked="f"/>
+          <v:rect id="_x0000_i1041" style="width:0;height:1.5pt" o:hralign="center" o:hrstd="t" o:hr="t" fillcolor="#a0a0a0" stroked="f"/>
         </w:pict>
       </w:r>
     </w:p>
@@ -4718,7 +4718,7 @@
     <w:p>
       <w:r>
         <w:pict w14:anchorId="672C686B">
-          <v:rect id="_x0000_i1171" style="width:0;height:1.5pt" o:hralign="center" o:hrstd="t" o:hr="t" fillcolor="#a0a0a0" stroked="f"/>
+          <v:rect id="_x0000_i1042" style="width:0;height:1.5pt" o:hralign="center" o:hrstd="t" o:hr="t" fillcolor="#a0a0a0" stroked="f"/>
         </w:pict>
       </w:r>
     </w:p>
@@ -5056,7 +5056,7 @@
     <w:p>
       <w:r>
         <w:pict w14:anchorId="2DAEAE29">
-          <v:rect id="_x0000_i1172" style="width:0;height:1.5pt" o:hralign="center" o:hrstd="t" o:hr="t" fillcolor="#a0a0a0" stroked="f"/>
+          <v:rect id="_x0000_i1043" style="width:0;height:1.5pt" o:hralign="center" o:hrstd="t" o:hr="t" fillcolor="#a0a0a0" stroked="f"/>
         </w:pict>
       </w:r>
     </w:p>
@@ -5305,7 +5305,7 @@
     <w:p>
       <w:r>
         <w:pict w14:anchorId="7F314759">
-          <v:rect id="_x0000_i1195" style="width:0;height:1.5pt" o:hralign="center" o:hrstd="t" o:hr="t" fillcolor="#a0a0a0" stroked="f"/>
+          <v:rect id="_x0000_i1044" style="width:0;height:1.5pt" o:hralign="center" o:hrstd="t" o:hr="t" fillcolor="#a0a0a0" stroked="f"/>
         </w:pict>
       </w:r>
     </w:p>
@@ -5406,7 +5406,7 @@
     <w:p>
       <w:r>
         <w:pict w14:anchorId="208B2AAE">
-          <v:rect id="_x0000_i1196" style="width:0;height:1.5pt" o:hralign="center" o:hrstd="t" o:hr="t" fillcolor="#a0a0a0" stroked="f"/>
+          <v:rect id="_x0000_i1045" style="width:0;height:1.5pt" o:hralign="center" o:hrstd="t" o:hr="t" fillcolor="#a0a0a0" stroked="f"/>
         </w:pict>
       </w:r>
     </w:p>
@@ -5589,7 +5589,7 @@
     <w:p>
       <w:r>
         <w:pict w14:anchorId="15F106BE">
-          <v:rect id="_x0000_i1197" style="width:0;height:1.5pt" o:hralign="center" o:hrstd="t" o:hr="t" fillcolor="#a0a0a0" stroked="f"/>
+          <v:rect id="_x0000_i1046" style="width:0;height:1.5pt" o:hralign="center" o:hrstd="t" o:hr="t" fillcolor="#a0a0a0" stroked="f"/>
         </w:pict>
       </w:r>
     </w:p>
@@ -7040,6 +7040,7 @@
   <w:style w:type="character" w:default="1" w:styleId="DefaultParagraphFont">
     <w:name w:val="Default Paragraph Font"/>
     <w:uiPriority w:val="1"/>
+    <w:semiHidden/>
     <w:unhideWhenUsed/>
   </w:style>
   <w:style w:type="table" w:default="1" w:styleId="TableNormal">
